--- a/LR3/ЛР3 Варіант 11.docx
+++ b/LR3/ЛР3 Варіант 11.docx
@@ -367,7 +367,7 @@
         <w:t xml:space="preserve"> </w:t>
       </w:r>
       <w:r>
-        <w:t>набуття навичок використання успадкування, абстрактних класів, віртуальних (абстрактних) методів, поліморфізму, а також статичних полів і методів мовою Java.</w:t>
+        <w:t>придбання навичок використання спадкування, віртуальних функцій, статичних даних і функцій при написанні програм на мові Java.</w:t>
       </w:r>
     </w:p>
     <w:p>
@@ -399,7 +399,7 @@
         <w:ind w:left="0" w:firstLine="0"/>
       </w:pPr>
       <w:r>
-        <w:t>Розробити ієрархію класів відповідно до варіанту: абстрактний базовий клас та два похідні класи (Клас1 і Клас2, де Клас2 успадковує Клас1). У базовому класі оголосити віртуальні (абстрактні) функції, які реалізуються та перевизначаються в похідних класах. Передбачити статичні дані та статичні методи, методи отримання й зміни властивостей з перевіркою коректності значень. Продемонструвати поліморфізм через масив посилань на абстрактний клас.</w:t>
+        <w:t>Створити ієрархію з трьох класів (Абстрактний ← Клас1 ← Клас2). Характеристики приладу з таблиці 1 (вихідні дані лабораторної роботи №2) реалізуються в перших двох класах, додаткові характеристики приладу з таблиці 2 — у класі Клас2. Визначити або додати статичні дані та відповідні статичні методи. Визначити одну або дві віртуальні функції в абстрактному класі, реалізувати їх у класі Клас1 і перевизначити в класі Клас2. Продемонструвати роботу з об'єктами різних класів і використання віртуальних функцій.</w:t>
       </w:r>
     </w:p>
     <w:p>
